--- a/Documentation/Analysis/Requirements Analysis/Concept Version/UserRequirements - W.docx
+++ b/Documentation/Analysis/Requirements Analysis/Concept Version/UserRequirements - W.docx
@@ -141,17 +141,7 @@
           <w:rtl/>
           <w:lang w:bidi="fa-IR"/>
         </w:rPr>
-        <w:t xml:space="preserve"> </w:t>
-      </w:r>
-      <w:r>
-        <w:rPr>
-          <w:rFonts w:cs="Mj_Casablanca Light" w:hint="cs"/>
-          <w:sz w:val="28"/>
-          <w:szCs w:val="28"/>
-          <w:rtl/>
-          <w:lang w:bidi="fa-IR"/>
-        </w:rPr>
-        <w:t>ورژن دوم</w:t>
+        <w:t xml:space="preserve"> ورژن دوم</w:t>
       </w:r>
       <w:r>
         <w:rPr>
@@ -704,12 +694,81 @@
       </w:pPr>
       <w:r>
         <w:rPr>
-          <w:rFonts w:cs="Mj_Casablanca Light"/>
+          <w:rFonts w:cs="Mj_Casablanca Light" w:hint="cs"/>
           <w:sz w:val="28"/>
           <w:szCs w:val="28"/>
           <w:rtl/>
         </w:rPr>
         <w:lastRenderedPageBreak/>
+        <w:t>مديربت تخفيف ها</w:t>
+      </w:r>
+      <w:r>
+        <w:rPr>
+          <w:rFonts w:cs="Mj_Casablanca Light"/>
+          <w:sz w:val="28"/>
+          <w:szCs w:val="28"/>
+        </w:rPr>
+        <w:t xml:space="preserve">: </w:t>
+      </w:r>
+    </w:p>
+    <w:p>
+      <w:pPr>
+        <w:pStyle w:val="ListParagraph"/>
+        <w:numPr>
+          <w:ilvl w:val="0"/>
+          <w:numId w:val="23"/>
+        </w:numPr>
+        <w:bidi/>
+        <w:ind w:left="1170"/>
+        <w:rPr>
+          <w:rFonts w:cs="Mj_Casablanca Light"/>
+          <w:sz w:val="28"/>
+          <w:szCs w:val="28"/>
+        </w:rPr>
+      </w:pPr>
+      <w:r>
+        <w:rPr>
+          <w:rFonts w:cs="Mj_Casablanca Light" w:hint="cs"/>
+          <w:sz w:val="28"/>
+          <w:szCs w:val="28"/>
+          <w:rtl/>
+        </w:rPr>
+        <w:t xml:space="preserve">بايد بتواند كه تخفيف هايي رو براي نوبت هاي سازمان خودش وارد ثبت كند </w:t>
+      </w:r>
+    </w:p>
+    <w:p>
+      <w:pPr>
+        <w:pStyle w:val="ListParagraph"/>
+        <w:bidi/>
+        <w:ind w:left="1170"/>
+        <w:rPr>
+          <w:rFonts w:cs="Mj_Casablanca Light"/>
+          <w:sz w:val="28"/>
+          <w:szCs w:val="28"/>
+        </w:rPr>
+      </w:pPr>
+    </w:p>
+    <w:p>
+      <w:pPr>
+        <w:pStyle w:val="ListParagraph"/>
+        <w:numPr>
+          <w:ilvl w:val="0"/>
+          <w:numId w:val="6"/>
+        </w:numPr>
+        <w:bidi/>
+        <w:rPr>
+          <w:rFonts w:cs="Mj_Casablanca Light"/>
+          <w:sz w:val="28"/>
+          <w:szCs w:val="28"/>
+        </w:rPr>
+      </w:pPr>
+      <w:r>
+        <w:rPr>
+          <w:rFonts w:cs="Mj_Casablanca Light"/>
+          <w:sz w:val="28"/>
+          <w:szCs w:val="28"/>
+          <w:rtl/>
+        </w:rPr>
         <w:t>نظارت بر چت‌های پشتیبانی با مشتریان</w:t>
       </w:r>
       <w:r>
@@ -2022,7 +2081,25 @@
           <w:sz w:val="28"/>
           <w:szCs w:val="28"/>
         </w:rPr>
-        <w:t xml:space="preserve"> WebSockets </w:t>
+        <w:t xml:space="preserve"> </w:t>
+      </w:r>
+      <w:proofErr w:type="spellStart"/>
+      <w:r>
+        <w:rPr>
+          <w:rFonts w:cs="Mj_Casablanca Light"/>
+          <w:sz w:val="28"/>
+          <w:szCs w:val="28"/>
+        </w:rPr>
+        <w:t>WebSockets</w:t>
+      </w:r>
+      <w:proofErr w:type="spellEnd"/>
+      <w:r>
+        <w:rPr>
+          <w:rFonts w:cs="Mj_Casablanca Light"/>
+          <w:sz w:val="28"/>
+          <w:szCs w:val="28"/>
+        </w:rPr>
+        <w:t xml:space="preserve"> </w:t>
       </w:r>
       <w:r>
         <w:rPr>
@@ -2057,6 +2134,49 @@
           <w:szCs w:val="28"/>
         </w:rPr>
         <w:t xml:space="preserve">. </w:t>
+      </w:r>
+    </w:p>
+    <w:p>
+      <w:pPr>
+        <w:pStyle w:val="ListParagraph"/>
+        <w:tabs>
+          <w:tab w:val="right" w:pos="1170"/>
+        </w:tabs>
+        <w:bidi/>
+        <w:ind w:left="1170"/>
+        <w:rPr>
+          <w:rFonts w:cs="Mj_Casablanca Light"/>
+          <w:sz w:val="28"/>
+          <w:szCs w:val="28"/>
+        </w:rPr>
+      </w:pPr>
+    </w:p>
+    <w:p>
+      <w:pPr>
+        <w:pStyle w:val="ListParagraph"/>
+        <w:numPr>
+          <w:ilvl w:val="0"/>
+          <w:numId w:val="30"/>
+        </w:numPr>
+        <w:bidi/>
+        <w:rPr>
+          <w:rFonts w:cs="Mj_Casablanca Light"/>
+          <w:b/>
+          <w:bCs/>
+          <w:sz w:val="28"/>
+          <w:szCs w:val="28"/>
+        </w:rPr>
+      </w:pPr>
+      <w:r>
+        <w:rPr>
+          <w:rFonts w:cs="Mj_Casablanca Light" w:hint="cs"/>
+          <w:b/>
+          <w:bCs/>
+          <w:sz w:val="28"/>
+          <w:szCs w:val="28"/>
+          <w:rtl/>
+        </w:rPr>
+        <w:t>ديدن تخفيف ها :</w:t>
       </w:r>
     </w:p>
     <w:p>
@@ -2082,6 +2202,15 @@
       </w:pPr>
       <w:r>
         <w:rPr>
+          <w:rFonts w:cs="Mj_Casablanca Light" w:hint="cs"/>
+          <w:sz w:val="28"/>
+          <w:szCs w:val="28"/>
+          <w:rtl/>
+        </w:rPr>
+        <w:t xml:space="preserve">در صفحه اي كه مي خواهد نوبتي را اخذ كند ؛ قبل از پرداخت كد تخفيف را وارد كند تا روي قيمت پرداختي اعمال شود </w:t>
+      </w:r>
+      <w:r>
+        <w:rPr>
           <w:rFonts w:cs="Mj_Casablanca Light"/>
           <w:color w:val="2E74B5" w:themeColor="accent5" w:themeShade="BF"/>
           <w:sz w:val="32"/>
@@ -3114,6 +3243,19 @@
     </w:p>
     <w:p>
       <w:pPr>
+        <w:pStyle w:val="ListParagraph"/>
+        <w:numPr>
+          <w:ilvl w:val="0"/>
+          <w:numId w:val="6"/>
+        </w:numPr>
+        <w:bidi/>
+        <w:rPr>
+          <w:rFonts w:cs="Mj_Casablanca Light"/>
+          <w:sz w:val="28"/>
+          <w:szCs w:val="28"/>
+        </w:rPr>
+      </w:pPr>
+      <w:r>
         <w:rPr>
           <w:rFonts w:cs="Mj_Casablanca Light"/>
           <w:b/>
@@ -3121,8 +3263,54 @@
           <w:sz w:val="28"/>
           <w:szCs w:val="28"/>
         </w:rPr>
-      </w:pPr>
-      <w:r>
+        <w:br w:type="page"/>
+      </w:r>
+      <w:r>
+        <w:rPr>
+          <w:rFonts w:cs="Mj_Casablanca Light" w:hint="cs"/>
+          <w:sz w:val="28"/>
+          <w:szCs w:val="28"/>
+          <w:rtl/>
+        </w:rPr>
+        <w:lastRenderedPageBreak/>
+        <w:t>مديربت تخفيف ها</w:t>
+      </w:r>
+      <w:r>
+        <w:rPr>
+          <w:rFonts w:cs="Mj_Casablanca Light"/>
+          <w:sz w:val="28"/>
+          <w:szCs w:val="28"/>
+        </w:rPr>
+        <w:t xml:space="preserve">: </w:t>
+      </w:r>
+    </w:p>
+    <w:p>
+      <w:pPr>
+        <w:pStyle w:val="ListParagraph"/>
+        <w:numPr>
+          <w:ilvl w:val="0"/>
+          <w:numId w:val="23"/>
+        </w:numPr>
+        <w:bidi/>
+        <w:ind w:left="1170"/>
+        <w:rPr>
+          <w:rFonts w:cs="Mj_Casablanca Light"/>
+          <w:sz w:val="28"/>
+          <w:szCs w:val="28"/>
+        </w:rPr>
+      </w:pPr>
+      <w:r>
+        <w:rPr>
+          <w:rFonts w:cs="Mj_Casablanca Light" w:hint="cs"/>
+          <w:sz w:val="28"/>
+          <w:szCs w:val="28"/>
+          <w:rtl/>
+        </w:rPr>
+        <w:t xml:space="preserve">بايد بتواند كه تخفيف هايي رو براي نوبت هاي سازمان خودش وارد ثبت كند </w:t>
+      </w:r>
+    </w:p>
+    <w:p>
+      <w:pPr>
         <w:rPr>
           <w:rFonts w:cs="Mj_Casablanca Light"/>
           <w:b/>
@@ -3130,8 +3318,7 @@
           <w:sz w:val="28"/>
           <w:szCs w:val="28"/>
         </w:rPr>
-        <w:br w:type="page"/>
-      </w:r>
+      </w:pPr>
     </w:p>
     <w:p>
       <w:pPr>
@@ -3158,7 +3345,6 @@
           <w:szCs w:val="28"/>
           <w:rtl/>
         </w:rPr>
-        <w:lastRenderedPageBreak/>
         <w:t>بررسی اولیه نظرات و ارجاع به مدیر</w:t>
       </w:r>
       <w:r>
@@ -3609,15 +3795,6 @@
           <w:szCs w:val="28"/>
         </w:rPr>
       </w:pPr>
-      <w:r>
-        <w:rPr>
-          <w:rFonts w:cs="Mj_Casablanca Light"/>
-          <w:sz w:val="28"/>
-          <w:szCs w:val="28"/>
-          <w:rtl/>
-        </w:rPr>
-        <w:br w:type="page"/>
-      </w:r>
     </w:p>
     <w:p>
       <w:pPr>
@@ -3644,7 +3821,6 @@
           <w:szCs w:val="28"/>
           <w:rtl/>
         </w:rPr>
-        <w:lastRenderedPageBreak/>
         <w:t>مدیریت صفحات پایه</w:t>
       </w:r>
       <w:r>
@@ -3799,7 +3975,7 @@
         <v:path o:extrusionok="f" gradientshapeok="t" o:connecttype="rect"/>
         <o:lock v:ext="edit" aspectratio="t"/>
       </v:shapetype>
-      <v:shape id="_x0000_i1025" type="#_x0000_t75" style="width:11.4pt;height:11.4pt" o:bullet="t">
+      <v:shape id="_x0000_i1025" type="#_x0000_t75" style="width:11.45pt;height:11.45pt" o:bullet="t">
         <v:imagedata r:id="rId1" o:title="mso3BF"/>
       </v:shape>
     </w:pict>
